--- a/docs/Proyecto_Tesis_Maestria_UNMSM_WMSR.docx
+++ b/docs/Proyecto_Tesis_Maestria_UNMSM_WMSR.docx
@@ -7334,7 +7334,7 @@
         <w:t>Delimitación temporal.</w:t>
       </w:r>
       <w:r>
-        <w:t xml:space="preserve"> Campañas agrícolas 2005/2006 a 2023/2024, identificadas por su año de cosecha (2006 a 2024), lo que comprende 19 campañas.</w:t>
+        <w:t xml:space="preserve"> Campañas agrícolas 2015/2016 a 2024/2025, identificadas por su año de cosecha (2016 a 2025), lo que comprende 10 campañas. Periodo enmendado respecto al originalmente propuesto (2005/2006 a 2023/2024, 19 campañas) tras la auditoría de disponibilidad de datos (Hito H1, 2026-09-12): la fuente tabular vigente de rendimiento (MIDAGRI/SIEA) no tiene cobertura tabular oficial para 2006-2015 (sección 6.1, plan de contingencia, punto 1).</w:t>
       </w:r>
     </w:p>
     <w:p>
@@ -13963,7 +13963,7 @@
                 <w:sz w:val="20"/>
                 <w:szCs w:val="32"/>
               </w:rPr>
-              <w:t>Todas las provincias de los ocho departamentos por 19 campañas.</w:t>
+              <w:t>Todas las provincias de los ocho departamentos por 10 campañas.</w:t>
             </w:r>
           </w:p>
         </w:tc>
@@ -13986,7 +13986,7 @@
                 <w:sz w:val="20"/>
                 <w:szCs w:val="32"/>
               </w:rPr>
-              <w:t>80 × 19 = 1 520</w:t>
+              <w:t>80 × 10 = 800</w:t>
             </w:r>
           </w:p>
         </w:tc>
@@ -14009,7 +14009,7 @@
                 <w:sz w:val="20"/>
                 <w:szCs w:val="32"/>
               </w:rPr>
-              <w:t>Cota teórica verificada por demarcación y periodo propuesto.</w:t>
+              <w:t>Confirmado con datos reales (Hito H1, 2026-09-12).</w:t>
             </w:r>
           </w:p>
         </w:tc>
@@ -14084,7 +14084,7 @@
                 <w:sz w:val="20"/>
                 <w:szCs w:val="32"/>
               </w:rPr>
-              <w:t>77 × 19 = 1 463</w:t>
+              <w:t>77 × 10 = 770</w:t>
             </w:r>
           </w:p>
         </w:tc>
@@ -14107,7 +14107,7 @@
                 <w:sz w:val="20"/>
                 <w:szCs w:val="32"/>
               </w:rPr>
-              <w:t>Clasificación territorial por confirmar en H1.</w:t>
+              <w:t>Confirmado con datos reales (Hito H1).</w:t>
             </w:r>
           </w:p>
         </w:tc>
@@ -14159,7 +14159,7 @@
                 <w:sz w:val="20"/>
                 <w:szCs w:val="32"/>
               </w:rPr>
-              <w:t>Exclusión preliminar de diez provincias costeras bajo riego.</w:t>
+              <w:t>Exclusión preliminar de diez provincias costeras bajo riego y Gran Chimú (pendiente de verificación).</w:t>
             </w:r>
           </w:p>
         </w:tc>
@@ -14182,7 +14182,7 @@
                 <w:sz w:val="20"/>
                 <w:szCs w:val="32"/>
               </w:rPr>
-              <w:t>67 × 19 = 1 273</w:t>
+              <w:t>67 × 10 = 670</w:t>
             </w:r>
           </w:p>
         </w:tc>
@@ -14205,7 +14205,7 @@
                 <w:sz w:val="20"/>
                 <w:szCs w:val="32"/>
               </w:rPr>
-              <w:t>Cota teórica del ámbito altoandino preliminar.</w:t>
+              <w:t>Confirmado con datos reales (Hito H1).</w:t>
             </w:r>
           </w:p>
         </w:tc>
@@ -14280,7 +14280,7 @@
                 <w:sz w:val="20"/>
                 <w:szCs w:val="32"/>
               </w:rPr>
-              <w:t>62 × 19 = 1 178</w:t>
+              <w:t>62 × 10 = 620</w:t>
             </w:r>
           </w:p>
         </w:tc>
@@ -14303,7 +14303,7 @@
                 <w:sz w:val="20"/>
                 <w:szCs w:val="32"/>
               </w:rPr>
-              <w:t>Cota superior; no representa celdas ocupadas.</w:t>
+              <w:t>Confirmado con datos reales (Hito H1).</w:t>
             </w:r>
           </w:p>
         </w:tc>
@@ -14378,7 +14378,7 @@
                 <w:sz w:val="20"/>
                 <w:szCs w:val="32"/>
               </w:rPr>
-              <w:t>Por determinar</w:t>
+              <w:t>604</w:t>
             </w:r>
           </w:p>
         </w:tc>
@@ -14401,7 +14401,7 @@
                 <w:sz w:val="20"/>
                 <w:szCs w:val="32"/>
               </w:rPr>
-              <w:t>Resultado de la descarga y auditoría.</w:t>
+              <w:t>Confirmado: 604 de 620 celdas elegibles (97,4 % de cobertura real), Hito H1, 2026-09-12.</w:t>
             </w:r>
           </w:p>
         </w:tc>
@@ -14549,7 +14549,7 @@
       </w:r>
       <w:proofErr w:type="spellEnd"/>
       <w:r>
-        <w:t>. En consecuencia, existirán hasta diecinueve bloques temporales potenciales, sujetos a cobertura y dependencia. Esta estructura limita el número de campañas externas y la potencia para detectar diferencias pequeñas.</w:t>
+        <w:t>. En consecuencia, existirán hasta diez bloques temporales potenciales (periodo enmendado 2016-2025 tras la auditoría H1, 2026-09-12; ver sección 1.5), sujetos a cobertura y dependencia. Esta estructura limita el número de campañas externas y la potencia para detectar diferencias pequeñas.</w:t>
       </w:r>
     </w:p>
     <w:p>
@@ -23419,7 +23419,7 @@
         <w:spacing w:after="120"/>
       </w:pPr>
       <w:r>
-        <w:t>1. Cobertura temporal insuficiente. Si la auditoría H1 confirma una serie provincial más corta que la propuesta, el periodo se reducirá al intervalo común que permita formar una ventana inicial de entrenamiento y campañas externas suficientes. La modificación se registrará antes del entrenamiento y se actualizarán el alcance, el número de bloques y la incertidumbre esperada.</w:t>
+        <w:t>1. Cobertura temporal insuficiente. Si la auditoría H1 confirma una serie provincial más corta que la propuesta, el periodo se reducirá al intervalo común que permita formar una ventana inicial de entrenamiento y campañas externas suficientes. La modificación se registrará antes del entrenamiento y se actualizarán el alcance, el número de bloques y la incertidumbre esperada. CONTINGENCIA ACTIVADA (2026-09-12): la auditoría H1 confirmó que la fuente tabular vigente de rendimiento (MIDAGRI/SIEA) no cubre 2006-2015; el periodo se redujo a 2016-2025 (10 campañas). Detalle completo, incluyendo el impacto en la ventana inicial de origen móvil y la potencia estadística de los contrastes, en el manifiesto de datos del repositorio (service-cnn/data/manifest/midagri_sisagri.yaml, sección enmienda_metodologica).</w:t>
       </w:r>
     </w:p>
     <w:p>
